--- a/Document/오지원/작업일지/오지원_작업일지_83주차.docx
+++ b/Document/오지원/작업일지/오지원_작업일지_83주차.docx
@@ -48,14 +48,7 @@
                 <w:rtl w:val="0"/>
                 <w:lang w:val="ko-KR" w:bidi="ko-KR" w:eastAsia="ko-KR"/>
               </w:rPr>
-              <w:t>8</w:t>
-            </w:r>
-            <w:r>
-              <w:rPr>
-                <w:rtl w:val="0"/>
-                <w:lang w:val="ko-KR" w:bidi="ko-KR" w:eastAsia="ko-KR"/>
-              </w:rPr>
-              <w:t>3</w:t>
+              <w:t>83</w:t>
             </w:r>
             <w:r>
               <w:rPr>
@@ -129,7 +122,14 @@
                 <w:rtl w:val="0"/>
                 <w:lang w:val="ko-KR" w:bidi="ko-KR" w:eastAsia="ko-KR"/>
               </w:rPr>
-              <w:t>04.</w:t>
+              <w:t>04.22</w:t>
+            </w:r>
+            <w:r>
+              <w:rPr>
+                <w:sz w:val="18"/>
+                <w:szCs w:val="18"/>
+              </w:rPr>
+              <w:t>~202</w:t>
             </w:r>
             <w:r>
               <w:rPr>
@@ -138,14 +138,14 @@
                 <w:rtl w:val="0"/>
                 <w:lang w:val="ko-KR" w:bidi="ko-KR" w:eastAsia="ko-KR"/>
               </w:rPr>
-              <w:t>22</w:t>
+              <w:t>5</w:t>
             </w:r>
             <w:r>
               <w:rPr>
                 <w:sz w:val="18"/>
                 <w:szCs w:val="18"/>
               </w:rPr>
-              <w:t>~202</w:t>
+              <w:t>.</w:t>
             </w:r>
             <w:r>
               <w:rPr>
@@ -154,32 +154,7 @@
                 <w:rtl w:val="0"/>
                 <w:lang w:val="ko-KR" w:bidi="ko-KR" w:eastAsia="ko-KR"/>
               </w:rPr>
-              <w:t>5</w:t>
-            </w:r>
-            <w:r>
-              <w:rPr>
-                <w:sz w:val="18"/>
-                <w:szCs w:val="18"/>
-              </w:rPr>
-              <w:t>.</w:t>
-            </w:r>
-            <w:r>
-              <w:rPr>
-                <w:sz w:val="18"/>
-                <w:szCs w:val="18"/>
-                <w:rtl w:val="0"/>
-                <w:lang w:val="ko-KR" w:bidi="ko-KR" w:eastAsia="ko-KR"/>
-              </w:rPr>
-              <w:t>04.2</w:t>
-            </w:r>
-            <w:r>
-              <w:rPr>
-                <w:sz w:val="18"/>
-                <w:szCs w:val="18"/>
-                <w:rtl w:val="0"/>
-                <w:lang w:val="ko-KR" w:bidi="ko-KR" w:eastAsia="ko-KR"/>
-              </w:rPr>
-              <w:t>8</w:t>
+              <w:t>04.28</w:t>
             </w:r>
           </w:p>
         </w:tc>
@@ -287,7 +262,7 @@
                 <w:rtl w:val="0"/>
                 <w:lang w:val="ko-KR" w:bidi="ko-KR" w:eastAsia="ko-KR"/>
               </w:rPr>
-              <w:t>콜리</w:t>
+              <w:t>콜리전</w:t>
             </w:r>
             <w:r>
               <w:rPr>
@@ -295,7 +270,7 @@
                 <w:rtl w:val="0"/>
                 <w:lang w:val="ko-KR" w:bidi="ko-KR" w:eastAsia="ko-KR"/>
               </w:rPr>
-              <w:t>전</w:t>
+              <w:t xml:space="preserve"> </w:t>
             </w:r>
             <w:r>
               <w:rPr>
@@ -303,7 +278,7 @@
                 <w:rtl w:val="0"/>
                 <w:lang w:val="ko-KR" w:bidi="ko-KR" w:eastAsia="ko-KR"/>
               </w:rPr>
-              <w:t xml:space="preserve"> </w:t>
+              <w:t>수정</w:t>
             </w:r>
             <w:r>
               <w:rPr>
@@ -311,7 +286,7 @@
                 <w:rtl w:val="0"/>
                 <w:lang w:val="ko-KR" w:bidi="ko-KR" w:eastAsia="ko-KR"/>
               </w:rPr>
-              <w:t>수</w:t>
+              <w:t xml:space="preserve">, </w:t>
             </w:r>
             <w:r>
               <w:rPr>
@@ -319,31 +294,7 @@
                 <w:rtl w:val="0"/>
                 <w:lang w:val="ko-KR" w:bidi="ko-KR" w:eastAsia="ko-KR"/>
               </w:rPr>
-              <w:t>정</w:t>
-            </w:r>
-            <w:r>
-              <w:rPr>
-                <w:rFonts w:ascii="맑은 고딕" w:hAnsi="맑은 고딕" w:eastAsia="맑은 고딕"/>
-                <w:rtl w:val="0"/>
-                <w:lang w:val="ko-KR" w:bidi="ko-KR" w:eastAsia="ko-KR"/>
-              </w:rPr>
-              <w:t xml:space="preserve">, </w:t>
-            </w:r>
-            <w:r>
-              <w:rPr>
-                <w:rFonts w:ascii="맑은 고딕" w:hAnsi="맑은 고딕" w:eastAsia="맑은 고딕"/>
-                <w:rtl w:val="0"/>
-                <w:lang w:val="ko-KR" w:bidi="ko-KR" w:eastAsia="ko-KR"/>
-              </w:rPr>
-              <w:t>사운드작</w:t>
-            </w:r>
-            <w:r>
-              <w:rPr>
-                <w:rFonts w:ascii="맑은 고딕" w:hAnsi="맑은 고딕" w:eastAsia="맑은 고딕"/>
-                <w:rtl w:val="0"/>
-                <w:lang w:val="ko-KR" w:bidi="ko-KR" w:eastAsia="ko-KR"/>
-              </w:rPr>
-              <w:t>업</w:t>
+              <w:t>사운드작업</w:t>
             </w:r>
           </w:p>
         </w:tc>
@@ -431,16 +382,7 @@
           <w:rtl w:val="0"/>
           <w:lang w:val="ko-KR" w:bidi="ko-KR" w:eastAsia="ko-KR"/>
         </w:rPr>
-        <w:t>슬래</w:t>
-      </w:r>
-      <w:r>
-        <w:rPr>
-          <w:rFonts w:ascii="맑은 고딕" w:hAnsi="맑은 고딕" w:eastAsia="맑은 고딕"/>
-          <w:noProof w:val="1"/>
-          <w:rtl w:val="0"/>
-          <w:lang w:val="ko-KR" w:bidi="ko-KR" w:eastAsia="ko-KR"/>
-        </w:rPr>
-        <w:t>브</w:t>
+        <w:t>슬래브</w:t>
       </w:r>
       <w:r>
         <w:rPr>
@@ -458,7 +400,7 @@
           <w:rtl w:val="0"/>
           <w:lang w:val="ko-KR" w:bidi="ko-KR" w:eastAsia="ko-KR"/>
         </w:rPr>
-        <w:t>기둥</w:t>
+        <w:t>기둥에</w:t>
       </w:r>
       <w:r>
         <w:rPr>
@@ -467,7 +409,34 @@
           <w:rtl w:val="0"/>
           <w:lang w:val="ko-KR" w:bidi="ko-KR" w:eastAsia="ko-KR"/>
         </w:rPr>
-        <w:t>에</w:t>
+        <w:t xml:space="preserve"> SM_Proxy</w:t>
+      </w:r>
+      <w:r>
+        <w:rPr>
+          <w:rFonts w:ascii="맑은 고딕" w:hAnsi="맑은 고딕" w:eastAsia="맑은 고딕"/>
+          <w:noProof w:val="1"/>
+          <w:rtl w:val="0"/>
+          <w:lang w:val="ko-KR" w:bidi="ko-KR" w:eastAsia="ko-KR"/>
+        </w:rPr>
+        <w:t>추가</w:t>
+      </w:r>
+      <w:r>
+        <w:rPr>
+          <w:rFonts w:ascii="맑은 고딕" w:hAnsi="맑은 고딕" w:eastAsia="맑은 고딕"/>
+          <w:noProof w:val="1"/>
+          <w:rtl w:val="0"/>
+          <w:lang w:val="ko-KR" w:bidi="ko-KR" w:eastAsia="ko-KR"/>
+        </w:rPr>
+        <w:t xml:space="preserve">, </w:t>
+      </w:r>
+      <w:r>
+        <w:rPr>
+          <w:rFonts w:ascii="맑은 고딕" w:hAnsi="맑은 고딕" w:eastAsia="맑은 고딕"/>
+          <w:noProof w:val="1"/>
+          <w:rtl w:val="0"/>
+          <w:lang w:val="ko-KR" w:bidi="ko-KR" w:eastAsia="ko-KR"/>
+        </w:rPr>
+        <w:t>원형에서의</w:t>
       </w:r>
       <w:r>
         <w:rPr>
@@ -485,61 +454,7 @@
           <w:rtl w:val="0"/>
           <w:lang w:val="ko-KR" w:bidi="ko-KR" w:eastAsia="ko-KR"/>
         </w:rPr>
-        <w:t>SM_Proxy</w:t>
-      </w:r>
-      <w:r>
-        <w:rPr>
-          <w:rFonts w:ascii="맑은 고딕" w:hAnsi="맑은 고딕" w:eastAsia="맑은 고딕"/>
-          <w:noProof w:val="1"/>
-          <w:rtl w:val="0"/>
-          <w:lang w:val="ko-KR" w:bidi="ko-KR" w:eastAsia="ko-KR"/>
-        </w:rPr>
-        <w:t>추</w:t>
-      </w:r>
-      <w:r>
-        <w:rPr>
-          <w:rFonts w:ascii="맑은 고딕" w:hAnsi="맑은 고딕" w:eastAsia="맑은 고딕"/>
-          <w:noProof w:val="1"/>
-          <w:rtl w:val="0"/>
-          <w:lang w:val="ko-KR" w:bidi="ko-KR" w:eastAsia="ko-KR"/>
-        </w:rPr>
-        <w:t>가</w:t>
-      </w:r>
-      <w:r>
-        <w:rPr>
-          <w:rFonts w:ascii="맑은 고딕" w:hAnsi="맑은 고딕" w:eastAsia="맑은 고딕"/>
-          <w:noProof w:val="1"/>
-          <w:rtl w:val="0"/>
-          <w:lang w:val="ko-KR" w:bidi="ko-KR" w:eastAsia="ko-KR"/>
-        </w:rPr>
-        <w:t xml:space="preserve">, </w:t>
-      </w:r>
-      <w:r>
-        <w:rPr>
-          <w:rFonts w:ascii="맑은 고딕" w:hAnsi="맑은 고딕" w:eastAsia="맑은 고딕"/>
-          <w:noProof w:val="1"/>
-          <w:rtl w:val="0"/>
-          <w:lang w:val="ko-KR" w:bidi="ko-KR" w:eastAsia="ko-KR"/>
-        </w:rPr>
-        <w:t>원형에</w:t>
-      </w:r>
-      <w:r>
-        <w:rPr>
-          <w:rFonts w:ascii="맑은 고딕" w:hAnsi="맑은 고딕" w:eastAsia="맑은 고딕"/>
-          <w:noProof w:val="1"/>
-          <w:rtl w:val="0"/>
-          <w:lang w:val="ko-KR" w:bidi="ko-KR" w:eastAsia="ko-KR"/>
-        </w:rPr>
-        <w:t>서</w:t>
-      </w:r>
-      <w:r>
-        <w:rPr>
-          <w:rFonts w:ascii="맑은 고딕" w:hAnsi="맑은 고딕" w:eastAsia="맑은 고딕"/>
-          <w:noProof w:val="1"/>
-          <w:rtl w:val="0"/>
-          <w:lang w:val="ko-KR" w:bidi="ko-KR" w:eastAsia="ko-KR"/>
-        </w:rPr>
-        <w:t>의</w:t>
+        <w:t>콜리전</w:t>
       </w:r>
       <w:r>
         <w:rPr>
@@ -557,16 +472,7 @@
           <w:rtl w:val="0"/>
           <w:lang w:val="ko-KR" w:bidi="ko-KR" w:eastAsia="ko-KR"/>
         </w:rPr>
-        <w:t>콜리</w:t>
-      </w:r>
-      <w:r>
-        <w:rPr>
-          <w:rFonts w:ascii="맑은 고딕" w:hAnsi="맑은 고딕" w:eastAsia="맑은 고딕"/>
-          <w:noProof w:val="1"/>
-          <w:rtl w:val="0"/>
-          <w:lang w:val="ko-KR" w:bidi="ko-KR" w:eastAsia="ko-KR"/>
-        </w:rPr>
-        <w:t>전</w:t>
+        <w:t>문제</w:t>
       </w:r>
       <w:r>
         <w:rPr>
@@ -584,43 +490,7 @@
           <w:rtl w:val="0"/>
           <w:lang w:val="ko-KR" w:bidi="ko-KR" w:eastAsia="ko-KR"/>
         </w:rPr>
-        <w:t>문</w:t>
-      </w:r>
-      <w:r>
-        <w:rPr>
-          <w:rFonts w:ascii="맑은 고딕" w:hAnsi="맑은 고딕" w:eastAsia="맑은 고딕"/>
-          <w:noProof w:val="1"/>
-          <w:rtl w:val="0"/>
-          <w:lang w:val="ko-KR" w:bidi="ko-KR" w:eastAsia="ko-KR"/>
-        </w:rPr>
-        <w:t>제</w:t>
-      </w:r>
-      <w:r>
-        <w:rPr>
-          <w:rFonts w:ascii="맑은 고딕" w:hAnsi="맑은 고딕" w:eastAsia="맑은 고딕"/>
-          <w:noProof w:val="1"/>
-          <w:rtl w:val="0"/>
-          <w:lang w:val="ko-KR" w:bidi="ko-KR" w:eastAsia="ko-KR"/>
-        </w:rPr>
-        <w:t xml:space="preserve"> </w:t>
-      </w:r>
-      <w:r>
-        <w:rPr>
-          <w:rFonts w:ascii="맑은 고딕" w:hAnsi="맑은 고딕" w:eastAsia="맑은 고딕"/>
-          <w:noProof w:val="1"/>
-          <w:rtl w:val="0"/>
-          <w:lang w:val="ko-KR" w:bidi="ko-KR" w:eastAsia="ko-KR"/>
-        </w:rPr>
-        <w:t>수</w:t>
-      </w:r>
-      <w:r>
-        <w:rPr>
-          <w:rFonts w:ascii="맑은 고딕" w:hAnsi="맑은 고딕" w:eastAsia="맑은 고딕"/>
-          <w:noProof w:val="1"/>
-          <w:rtl w:val="0"/>
-          <w:lang w:val="ko-KR" w:bidi="ko-KR" w:eastAsia="ko-KR"/>
-        </w:rPr>
-        <w:t>정</w:t>
+        <w:t>수정</w:t>
       </w:r>
     </w:p>
     <w:p>
@@ -687,16 +557,7 @@
           <w:rtl w:val="0"/>
           <w:lang w:val="ko-KR" w:bidi="ko-KR" w:eastAsia="ko-KR"/>
         </w:rPr>
-        <w:t>로</w:t>
-      </w:r>
-      <w:r>
-        <w:rPr>
-          <w:rFonts w:ascii="맑은 고딕" w:hAnsi="맑은 고딕" w:eastAsia="맑은 고딕"/>
-          <w:noProof w:val="1"/>
-          <w:rtl w:val="0"/>
-          <w:lang w:val="ko-KR" w:bidi="ko-KR" w:eastAsia="ko-KR"/>
-        </w:rPr>
-        <w:t>컬</w:t>
+        <w:t>로컬</w:t>
       </w:r>
       <w:r>
         <w:rPr>
@@ -714,25 +575,7 @@
           <w:rtl w:val="0"/>
           <w:lang w:val="ko-KR" w:bidi="ko-KR" w:eastAsia="ko-KR"/>
         </w:rPr>
-        <w:t>배경</w:t>
-      </w:r>
-      <w:r>
-        <w:rPr>
-          <w:rFonts w:ascii="맑은 고딕" w:hAnsi="맑은 고딕" w:eastAsia="맑은 고딕"/>
-          <w:noProof w:val="1"/>
-          <w:rtl w:val="0"/>
-          <w:lang w:val="ko-KR" w:bidi="ko-KR" w:eastAsia="ko-KR"/>
-        </w:rPr>
-        <w:t>음</w:t>
-      </w:r>
-      <w:r>
-        <w:rPr>
-          <w:rFonts w:ascii="맑은 고딕" w:hAnsi="맑은 고딕" w:eastAsia="맑은 고딕"/>
-          <w:noProof w:val="1"/>
-          <w:rtl w:val="0"/>
-          <w:lang w:val="ko-KR" w:bidi="ko-KR" w:eastAsia="ko-KR"/>
-        </w:rPr>
-        <w:t>악</w:t>
+        <w:t>배경음악</w:t>
       </w:r>
       <w:r>
         <w:rPr>
@@ -768,16 +611,7 @@
           <w:rtl w:val="0"/>
           <w:lang w:val="ko-KR" w:bidi="ko-KR" w:eastAsia="ko-KR"/>
         </w:rPr>
-        <w:t>환경</w:t>
-      </w:r>
-      <w:r>
-        <w:rPr>
-          <w:rFonts w:ascii="맑은 고딕" w:hAnsi="맑은 고딕" w:eastAsia="맑은 고딕"/>
-          <w:noProof w:val="1"/>
-          <w:rtl w:val="0"/>
-          <w:lang w:val="ko-KR" w:bidi="ko-KR" w:eastAsia="ko-KR"/>
-        </w:rPr>
-        <w:t>음</w:t>
+        <w:t>환경음</w:t>
       </w:r>
       <w:r>
         <w:rPr>
@@ -795,16 +629,7 @@
           <w:rtl w:val="0"/>
           <w:lang w:val="ko-KR" w:bidi="ko-KR" w:eastAsia="ko-KR"/>
         </w:rPr>
-        <w:t>추</w:t>
-      </w:r>
-      <w:r>
-        <w:rPr>
-          <w:rFonts w:ascii="맑은 고딕" w:hAnsi="맑은 고딕" w:eastAsia="맑은 고딕"/>
-          <w:noProof w:val="1"/>
-          <w:rtl w:val="0"/>
-          <w:lang w:val="ko-KR" w:bidi="ko-KR" w:eastAsia="ko-KR"/>
-        </w:rPr>
-        <w:t>격</w:t>
+        <w:t>추격</w:t>
       </w:r>
       <w:r>
         <w:rPr>
@@ -822,16 +647,7 @@
           <w:rtl w:val="0"/>
           <w:lang w:val="ko-KR" w:bidi="ko-KR" w:eastAsia="ko-KR"/>
         </w:rPr>
-        <w:t>총</w:t>
-      </w:r>
-      <w:r>
-        <w:rPr>
-          <w:rFonts w:ascii="맑은 고딕" w:hAnsi="맑은 고딕" w:eastAsia="맑은 고딕"/>
-          <w:noProof w:val="1"/>
-          <w:rtl w:val="0"/>
-          <w:lang w:val="ko-KR" w:bidi="ko-KR" w:eastAsia="ko-KR"/>
-        </w:rPr>
-        <w:t>성</w:t>
+        <w:t>총성</w:t>
       </w:r>
       <w:r>
         <w:rPr>
@@ -849,16 +665,7 @@
           <w:rtl w:val="0"/>
           <w:lang w:val="ko-KR" w:bidi="ko-KR" w:eastAsia="ko-KR"/>
         </w:rPr>
-        <w:t>타</w:t>
-      </w:r>
-      <w:r>
-        <w:rPr>
-          <w:rFonts w:ascii="맑은 고딕" w:hAnsi="맑은 고딕" w:eastAsia="맑은 고딕"/>
-          <w:noProof w:val="1"/>
-          <w:rtl w:val="0"/>
-          <w:lang w:val="ko-KR" w:bidi="ko-KR" w:eastAsia="ko-KR"/>
-        </w:rPr>
-        <w:t>격</w:t>
+        <w:t>타격</w:t>
       </w:r>
       <w:r>
         <w:rPr>
@@ -894,16 +701,7 @@
           <w:rtl w:val="0"/>
           <w:lang w:val="ko-KR" w:bidi="ko-KR" w:eastAsia="ko-KR"/>
         </w:rPr>
-        <w:t>멀</w:t>
-      </w:r>
-      <w:r>
-        <w:rPr>
-          <w:rFonts w:ascii="맑은 고딕" w:hAnsi="맑은 고딕" w:eastAsia="맑은 고딕"/>
-          <w:noProof w:val="1"/>
-          <w:rtl w:val="0"/>
-          <w:lang w:val="ko-KR" w:bidi="ko-KR" w:eastAsia="ko-KR"/>
-        </w:rPr>
-        <w:t>티</w:t>
+        <w:t>멀티</w:t>
       </w:r>
       <w:r>
         <w:rPr>
@@ -930,16 +728,7 @@
           <w:rtl w:val="0"/>
           <w:lang w:val="ko-KR" w:bidi="ko-KR" w:eastAsia="ko-KR"/>
         </w:rPr>
-        <w:t>발소</w:t>
-      </w:r>
-      <w:r>
-        <w:rPr>
-          <w:rFonts w:ascii="맑은 고딕" w:hAnsi="맑은 고딕" w:eastAsia="맑은 고딕"/>
-          <w:noProof w:val="1"/>
-          <w:rtl w:val="0"/>
-          <w:lang w:val="ko-KR" w:bidi="ko-KR" w:eastAsia="ko-KR"/>
-        </w:rPr>
-        <w:t>리</w:t>
+        <w:t>발소리</w:t>
       </w:r>
       <w:r>
         <w:rPr>
@@ -957,25 +746,7 @@
           <w:rtl w:val="0"/>
           <w:lang w:val="ko-KR" w:bidi="ko-KR" w:eastAsia="ko-KR"/>
         </w:rPr>
-        <w:t>애님노티파</w:t>
-      </w:r>
-      <w:r>
-        <w:rPr>
-          <w:rFonts w:ascii="맑은 고딕" w:hAnsi="맑은 고딕" w:eastAsia="맑은 고딕"/>
-          <w:noProof w:val="1"/>
-          <w:rtl w:val="0"/>
-          <w:lang w:val="ko-KR" w:bidi="ko-KR" w:eastAsia="ko-KR"/>
-        </w:rPr>
-        <w:t>이</w:t>
-      </w:r>
-      <w:r>
-        <w:rPr>
-          <w:rFonts w:ascii="맑은 고딕" w:hAnsi="맑은 고딕" w:eastAsia="맑은 고딕"/>
-          <w:noProof w:val="1"/>
-          <w:rtl w:val="0"/>
-          <w:lang w:val="ko-KR" w:bidi="ko-KR" w:eastAsia="ko-KR"/>
-        </w:rPr>
-        <w:t>로</w:t>
+        <w:t>애님노티파이로</w:t>
       </w:r>
       <w:r>
         <w:rPr>
@@ -993,16 +764,7 @@
           <w:rtl w:val="0"/>
           <w:lang w:val="ko-KR" w:bidi="ko-KR" w:eastAsia="ko-KR"/>
         </w:rPr>
-        <w:t>양</w:t>
-      </w:r>
-      <w:r>
-        <w:rPr>
-          <w:rFonts w:ascii="맑은 고딕" w:hAnsi="맑은 고딕" w:eastAsia="맑은 고딕"/>
-          <w:noProof w:val="1"/>
-          <w:rtl w:val="0"/>
-          <w:lang w:val="ko-KR" w:bidi="ko-KR" w:eastAsia="ko-KR"/>
-        </w:rPr>
-        <w:t>측</w:t>
+        <w:t>양측</w:t>
       </w:r>
       <w:r>
         <w:rPr>
@@ -1020,16 +782,7 @@
           <w:rtl w:val="0"/>
           <w:lang w:val="ko-KR" w:bidi="ko-KR" w:eastAsia="ko-KR"/>
         </w:rPr>
-        <w:t>에</w:t>
-      </w:r>
-      <w:r>
-        <w:rPr>
-          <w:rFonts w:ascii="맑은 고딕" w:hAnsi="맑은 고딕" w:eastAsia="맑은 고딕"/>
-          <w:noProof w:val="1"/>
-          <w:rtl w:val="0"/>
-          <w:lang w:val="ko-KR" w:bidi="ko-KR" w:eastAsia="ko-KR"/>
-        </w:rPr>
-        <w:t>서</w:t>
+        <w:t>에서</w:t>
       </w:r>
       <w:r>
         <w:rPr>
@@ -1047,16 +800,65 @@
           <w:rtl w:val="0"/>
           <w:lang w:val="ko-KR" w:bidi="ko-KR" w:eastAsia="ko-KR"/>
         </w:rPr>
-        <w:t>재</w:t>
+        <w:t>재생</w:t>
       </w:r>
-      <w:r>
+    </w:p>
+    <w:p>
+      <w:pPr>
+        <w:widowControl w:val="0"/>
         <w:rPr>
           <w:rFonts w:ascii="맑은 고딕" w:hAnsi="맑은 고딕" w:eastAsia="맑은 고딕"/>
           <w:noProof w:val="1"/>
           <w:rtl w:val="0"/>
           <w:lang w:val="ko-KR" w:bidi="ko-KR" w:eastAsia="ko-KR"/>
         </w:rPr>
-        <w:t>생</w:t>
+      </w:pPr>
+    </w:p>
+    <w:p>
+      <w:pPr>
+        <w:widowControl w:val="0"/>
+        <w:rPr>
+          <w:rFonts w:ascii="맑은 고딕" w:hAnsi="맑은 고딕" w:eastAsia="맑은 고딕"/>
+          <w:noProof w:val="1"/>
+          <w:rtl w:val="0"/>
+          <w:lang w:val="ko-KR" w:bidi="ko-KR" w:eastAsia="ko-KR"/>
+        </w:rPr>
+      </w:pPr>
+      <w:r>
+        <w:drawing>
+          <wp:inline xmlns:wp="http://schemas.openxmlformats.org/drawingml/2006/wordprocessingDrawing" distT="0" distB="0" distL="0" distR="0">
+            <wp:extent cx="5436235" cy="2861310"/>
+            <wp:effectExtent l="0" t="0" r="0" b="0"/>
+            <wp:docPr id="1" name="Picture 1"/>
+            <wp:cNvGraphicFramePr>
+              <a:graphicFrameLocks xmlns:a="http://schemas.openxmlformats.org/drawingml/2006/main" noChangeAspect="1"/>
+            </wp:cNvGraphicFramePr>
+            <a:graphic xmlns:a="http://schemas.openxmlformats.org/drawingml/2006/main">
+              <a:graphicData uri="http://schemas.openxmlformats.org/drawingml/2006/picture">
+                <pic:pic xmlns:pic="http://schemas.openxmlformats.org/drawingml/2006/picture">
+                  <pic:nvPicPr>
+                    <pic:cNvPr id="1" name="Picture 1"/>
+                    <pic:cNvPicPr/>
+                  </pic:nvPicPr>
+                  <pic:blipFill dpi="0">
+                    <a:blip xmlns:r="http://schemas.openxmlformats.org/officeDocument/2006/relationships" r:embed="Relimage3"/>
+                    <a:srcRect/>
+                    <a:stretch>
+                      <a:fillRect/>
+                    </a:stretch>
+                  </pic:blipFill>
+                  <pic:spPr>
+                    <a:xfrm>
+                      <a:off x="0" y="0"/>
+                      <a:ext cx="5436235" cy="2861310"/>
+                    </a:xfrm>
+                    <a:prstGeom prst="rect"/>
+                  </pic:spPr>
+                </pic:pic>
+              </a:graphicData>
+            </a:graphic>
+          </wp:inline>
+        </w:drawing>
       </w:r>
       <w:r>
         <w:rPr>
@@ -1284,17 +1086,7 @@
                 <w:rtl w:val="0"/>
                 <w:lang w:val="ko-KR" w:bidi="ko-KR" w:eastAsia="ko-KR"/>
               </w:rPr>
-              <w:t>8</w:t>
-            </w:r>
-            <w:r>
-              <w:rPr>
-                <w:rFonts w:ascii="맑은 고딕" w:hAnsi="맑은 고딕" w:eastAsia="맑은 고딕" w:hint="eastAsia"/>
-                <w:b w:val="1"/>
-                <w:bCs w:val="1"/>
-                <w:rtl w:val="0"/>
-                <w:lang w:val="ko-KR" w:bidi="ko-KR" w:eastAsia="ko-KR"/>
-              </w:rPr>
-              <w:t>4</w:t>
+              <w:t>84</w:t>
             </w:r>
             <w:r>
               <w:rPr>
@@ -1339,42 +1131,7 @@
                 <w:rtl w:val="0"/>
                 <w:lang w:val="ko-KR" w:bidi="ko-KR" w:eastAsia="ko-KR"/>
               </w:rPr>
-              <w:t>2026.04.2</w:t>
-            </w:r>
-            <w:r>
-              <w:rPr>
-                <w:rtl w:val="0"/>
-                <w:lang w:val="ko-KR" w:bidi="ko-KR" w:eastAsia="ko-KR"/>
-              </w:rPr>
-              <w:t>9</w:t>
-            </w:r>
-            <w:r>
-              <w:rPr>
-                <w:rtl w:val="0"/>
-                <w:lang w:val="ko-KR" w:bidi="ko-KR" w:eastAsia="ko-KR"/>
-              </w:rPr>
-              <w:t>~2026.0</w:t>
-            </w:r>
-            <w:r>
-              <w:rPr>
-                <w:rtl w:val="0"/>
-                <w:lang w:val="ko-KR" w:bidi="ko-KR" w:eastAsia="ko-KR"/>
-              </w:rPr>
-              <w:t>5</w:t>
-            </w:r>
-            <w:r>
-              <w:rPr>
-                <w:rtl w:val="0"/>
-                <w:lang w:val="ko-KR" w:bidi="ko-KR" w:eastAsia="ko-KR"/>
-              </w:rPr>
-              <w:t>.</w:t>
-            </w:r>
-            <w:r>
-              <w:rPr>
-                <w:rtl w:val="0"/>
-                <w:lang w:val="ko-KR" w:bidi="ko-KR" w:eastAsia="ko-KR"/>
-              </w:rPr>
-              <w:t>05</w:t>
+              <w:t>2026.04.29~2026.05.05</w:t>
             </w:r>
           </w:p>
         </w:tc>
